--- a/docs/topic-router-pro-technical-doc.docx
+++ b/docs/topic-router-pro-technical-doc.docx
@@ -30,7 +30,7 @@
           <w:color w:val="555555"/>
           <w:sz w:val="26"/>
         </w:rPr>
-        <w:t>v0.8.4 · AstrBot 插件（astrbot_plugin_topic_router_pro）</w:t>
+        <w:t>v0.8.5 · AstrBot 插件（astrbot_plugin_topic_router_pro）</w:t>
       </w:r>
     </w:p>
     <w:p/>
@@ -11133,9 +11133,10 @@
             <w:r>
               <w:rPr>
                 <w:rFonts w:ascii="Microsoft YaHei" w:hAnsi="Microsoft YaHei" w:eastAsia="Microsoft YaHei"/>
+                <w:b/>
                 <w:sz w:val="18"/>
               </w:rPr>
-              <w:t>true</w:t>
+              <w:t>false</w:t>
             </w:r>
           </w:p>
         </w:tc>
@@ -11158,7 +11159,7 @@
                 <w:rFonts w:ascii="Microsoft YaHei" w:hAnsi="Microsoft YaHei" w:eastAsia="Microsoft YaHei"/>
                 <w:sz w:val="18"/>
               </w:rPr>
-              <w:t xml:space="preserve"> 切换时是否提示</w:t>
+              <w:t xml:space="preserve"> 切换时是否提示一句。默认关闭：判定质量未标定前不该默认打扰用户（v0.8.5 改）</w:t>
             </w:r>
           </w:p>
         </w:tc>
@@ -11206,7 +11207,71 @@
                 <w:rFonts w:ascii="Microsoft YaHei" w:hAnsi="Microsoft YaHei" w:eastAsia="Microsoft YaHei"/>
                 <w:sz w:val="18"/>
               </w:rPr>
-              <w:t>排错时必须开</w:t>
+              <w:t xml:space="preserve">把判定明细写进 </w:t>
+            </w:r>
+            <w:r>
+              <w:rPr>
+                <w:rFonts w:ascii="Consolas" w:hAnsi="Consolas" w:eastAsia="Consolas"/>
+                <w:color w:val="B03060"/>
+                <w:sz w:val="17"/>
+              </w:rPr>
+              <w:t>info.log</w:t>
+            </w:r>
+          </w:p>
+        </w:tc>
+      </w:tr>
+      <w:tr>
+        <w:tc>
+          <w:tcPr>
+            <w:tcW w:type="dxa" w:w="3227"/>
+          </w:tcPr>
+          <w:p>
+            <w:r/>
+            <w:r>
+              <w:rPr>
+                <w:rFonts w:ascii="Consolas" w:hAnsi="Consolas" w:eastAsia="Consolas"/>
+                <w:color w:val="B03060"/>
+                <w:sz w:val="17"/>
+              </w:rPr>
+              <w:t>debug_mode</w:t>
+            </w:r>
+          </w:p>
+        </w:tc>
+        <w:tc>
+          <w:tcPr>
+            <w:tcW w:type="dxa" w:w="3227"/>
+          </w:tcPr>
+          <w:p>
+            <w:r/>
+            <w:r>
+              <w:rPr>
+                <w:rFonts w:ascii="Microsoft YaHei" w:hAnsi="Microsoft YaHei" w:eastAsia="Microsoft YaHei"/>
+                <w:sz w:val="18"/>
+              </w:rPr>
+              <w:t>false</w:t>
+            </w:r>
+          </w:p>
+        </w:tc>
+        <w:tc>
+          <w:tcPr>
+            <w:tcW w:type="dxa" w:w="3227"/>
+          </w:tcPr>
+          <w:p>
+            <w:r/>
+            <w:r>
+              <w:rPr>
+                <w:rFonts w:ascii="Microsoft YaHei" w:hAnsi="Microsoft YaHei" w:eastAsia="Microsoft YaHei"/>
+                <w:b/>
+                <w:sz w:val="18"/>
+              </w:rPr>
+              <w:t>调试模式（空跑 + 详细日志）</w:t>
+            </w:r>
+            <w:r>
+              <w:rPr>
+                <w:rFonts w:ascii="Microsoft YaHei" w:hAnsi="Microsoft YaHei" w:eastAsia="Microsoft YaHei"/>
+                <w:sz w:val="18"/>
+              </w:rPr>
+              <w:t>，见 7.1</w:t>
             </w:r>
           </w:p>
         </w:tc>
@@ -11332,6 +11397,491 @@
           <w:sz w:val="21"/>
         </w:rPr>
         <w:t>插件的默认值不应该假设用户环境里有某个具体资源**。</w:t>
+      </w:r>
+    </w:p>
+    <w:p>
+      <w:r>
+        <w:rPr>
+          <w:rFonts w:ascii="Microsoft YaHei" w:hAnsi="Microsoft YaHei" w:eastAsia="Microsoft YaHei"/>
+          <w:b/>
+          <w:sz w:val="21"/>
+        </w:rPr>
+        <w:t>另一个默认值教训（v0.8.5）</w:t>
+      </w:r>
+      <w:r>
+        <w:rPr>
+          <w:rFonts w:ascii="Microsoft YaHei" w:hAnsi="Microsoft YaHei" w:eastAsia="Microsoft YaHei"/>
+          <w:sz w:val="21"/>
+        </w:rPr>
+        <w:t>：</w:t>
+      </w:r>
+      <w:r>
+        <w:rPr>
+          <w:rFonts w:ascii="Consolas" w:hAnsi="Consolas" w:eastAsia="Consolas"/>
+          <w:color w:val="B03060"/>
+          <w:sz w:val="20"/>
+        </w:rPr>
+        <w:t>new_conversation_notice</w:t>
+      </w:r>
+      <w:r>
+        <w:rPr>
+          <w:rFonts w:ascii="Microsoft YaHei" w:hAnsi="Microsoft YaHei" w:eastAsia="Microsoft YaHei"/>
+          <w:sz w:val="21"/>
+        </w:rPr>
+        <w:t xml:space="preserve"> 原本默认 </w:t>
+      </w:r>
+      <w:r>
+        <w:rPr>
+          <w:rFonts w:ascii="Consolas" w:hAnsi="Consolas" w:eastAsia="Consolas"/>
+          <w:color w:val="B03060"/>
+          <w:sz w:val="20"/>
+        </w:rPr>
+        <w:t>true</w:t>
+      </w:r>
+      <w:r>
+        <w:rPr>
+          <w:rFonts w:ascii="Microsoft YaHei" w:hAnsi="Microsoft YaHei" w:eastAsia="Microsoft YaHei"/>
+          <w:sz w:val="21"/>
+        </w:rPr>
+        <w:t>，即"真的切了对话</w:t>
+      </w:r>
+    </w:p>
+    <w:p>
+      <w:r>
+        <w:rPr>
+          <w:rFonts w:ascii="Microsoft YaHei" w:hAnsi="Microsoft YaHei" w:eastAsia="Microsoft YaHei"/>
+          <w:sz w:val="21"/>
+        </w:rPr>
+        <w:t>就往用户脸上弹一句"。但判定的准确性</w:t>
+      </w:r>
+      <w:r>
+        <w:rPr>
+          <w:rFonts w:ascii="Microsoft YaHei" w:hAnsi="Microsoft YaHei" w:eastAsia="Microsoft YaHei"/>
+          <w:b/>
+          <w:sz w:val="21"/>
+        </w:rPr>
+        <w:t>从未在真实会话里标定过</w:t>
+      </w:r>
+      <w:r>
+        <w:rPr>
+          <w:rFonts w:ascii="Microsoft YaHei" w:hAnsi="Microsoft YaHei" w:eastAsia="Microsoft YaHei"/>
+          <w:sz w:val="21"/>
+        </w:rPr>
+        <w:t>，默认打扰用户等于为未验证的</w:t>
+      </w:r>
+    </w:p>
+    <w:p>
+      <w:r>
+        <w:rPr>
+          <w:rFonts w:ascii="Microsoft YaHei" w:hAnsi="Microsoft YaHei" w:eastAsia="Microsoft YaHei"/>
+          <w:sz w:val="21"/>
+        </w:rPr>
+        <w:t>判断背书。教训：</w:t>
+      </w:r>
+      <w:r>
+        <w:rPr>
+          <w:rFonts w:ascii="Microsoft YaHei" w:hAnsi="Microsoft YaHei" w:eastAsia="Microsoft YaHei"/>
+          <w:b/>
+          <w:sz w:val="21"/>
+        </w:rPr>
+        <w:t>涉及用户可见行为的默认值，应当按"最不打扰"取值</w:t>
+      </w:r>
+      <w:r>
+        <w:rPr>
+          <w:rFonts w:ascii="Microsoft YaHei" w:hAnsi="Microsoft YaHei" w:eastAsia="Microsoft YaHei"/>
+          <w:sz w:val="21"/>
+        </w:rPr>
+        <w:t>，而不是按"功能最完整"。</w:t>
+      </w:r>
+    </w:p>
+    <w:p>
+      <w:pPr>
+        <w:spacing w:before="200" w:after="80"/>
+      </w:pPr>
+      <w:r>
+        <w:rPr>
+          <w:rFonts w:ascii="Microsoft YaHei" w:hAnsi="Microsoft YaHei" w:eastAsia="Microsoft YaHei"/>
+          <w:b/>
+          <w:color w:val="333333"/>
+          <w:sz w:val="25"/>
+        </w:rPr>
+        <w:t>7.1 调试模式（空跑）</w:t>
+      </w:r>
+    </w:p>
+    <w:p>
+      <w:r>
+        <w:rPr>
+          <w:rFonts w:ascii="Consolas" w:hAnsi="Consolas" w:eastAsia="Consolas"/>
+          <w:color w:val="B03060"/>
+          <w:sz w:val="20"/>
+        </w:rPr>
+        <w:t>debug_mode</w:t>
+      </w:r>
+      <w:r>
+        <w:rPr>
+          <w:rFonts w:ascii="Microsoft YaHei" w:hAnsi="Microsoft YaHei" w:eastAsia="Microsoft YaHei"/>
+          <w:sz w:val="21"/>
+        </w:rPr>
+        <w:t>（默认关闭）的语义刻意只有两条：</w:t>
+      </w:r>
+    </w:p>
+    <w:p>
+      <w:pPr>
+        <w:pStyle w:val="ListBullet"/>
+        <w:ind w:left="360"/>
+      </w:pPr>
+      <w:r>
+        <w:rPr>
+          <w:rFonts w:ascii="Microsoft YaHei" w:hAnsi="Microsoft YaHei" w:eastAsia="Microsoft YaHei"/>
+          <w:b/>
+          <w:sz w:val="21"/>
+        </w:rPr>
+        <w:t>只看不做</w:t>
+      </w:r>
+      <w:r>
+        <w:rPr>
+          <w:rFonts w:ascii="Microsoft YaHei" w:hAnsi="Microsoft YaHei" w:eastAsia="Microsoft YaHei"/>
+          <w:sz w:val="21"/>
+        </w:rPr>
+        <w:t>：一切改变上下文的动作都不执行——</w:t>
+      </w:r>
+      <w:r>
+        <w:rPr>
+          <w:rFonts w:ascii="Consolas" w:hAnsi="Consolas" w:eastAsia="Consolas"/>
+          <w:color w:val="B03060"/>
+          <w:sz w:val="20"/>
+        </w:rPr>
+        <w:t>auto</w:t>
+      </w:r>
+      <w:r>
+        <w:rPr>
+          <w:rFonts w:ascii="Microsoft YaHei" w:hAnsi="Microsoft YaHei" w:eastAsia="Microsoft YaHei"/>
+          <w:sz w:val="21"/>
+        </w:rPr>
+        <w:t xml:space="preserve"> 不新建对话、</w:t>
+      </w:r>
+      <w:r>
+        <w:rPr>
+          <w:rFonts w:ascii="Consolas" w:hAnsi="Consolas" w:eastAsia="Consolas"/>
+          <w:color w:val="B03060"/>
+          <w:sz w:val="20"/>
+        </w:rPr>
+        <w:t>hint</w:t>
+      </w:r>
+      <w:r>
+        <w:rPr>
+          <w:rFonts w:ascii="Microsoft YaHei" w:hAnsi="Microsoft YaHei" w:eastAsia="Microsoft YaHei"/>
+          <w:sz w:val="21"/>
+        </w:rPr>
+        <w:t xml:space="preserve"> 不注入提示，</w:t>
+      </w:r>
+    </w:p>
+    <w:p>
+      <w:r>
+        <w:rPr>
+          <w:rFonts w:ascii="Microsoft YaHei" w:hAnsi="Microsoft YaHei" w:eastAsia="Microsoft YaHei"/>
+          <w:sz w:val="21"/>
+        </w:rPr>
+        <w:t xml:space="preserve">只在日志与 </w:t>
+      </w:r>
+      <w:r>
+        <w:rPr>
+          <w:rFonts w:ascii="Consolas" w:hAnsi="Consolas" w:eastAsia="Consolas"/>
+          <w:color w:val="B03060"/>
+          <w:sz w:val="20"/>
+        </w:rPr>
+        <w:t>trace.log</w:t>
+      </w:r>
+      <w:r>
+        <w:rPr>
+          <w:rFonts w:ascii="Microsoft YaHei" w:hAnsi="Microsoft YaHei" w:eastAsia="Microsoft YaHei"/>
+          <w:sz w:val="21"/>
+        </w:rPr>
+        <w:t xml:space="preserve"> 里写「本想做什么」（</w:t>
+      </w:r>
+      <w:r>
+        <w:rPr>
+          <w:rFonts w:ascii="Consolas" w:hAnsi="Consolas" w:eastAsia="Consolas"/>
+          <w:color w:val="B03060"/>
+          <w:sz w:val="20"/>
+        </w:rPr>
+        <w:t>DRYRUN</w:t>
+      </w:r>
+      <w:r>
+        <w:rPr>
+          <w:rFonts w:ascii="Microsoft YaHei" w:hAnsi="Microsoft YaHei" w:eastAsia="Microsoft YaHei"/>
+          <w:sz w:val="21"/>
+        </w:rPr>
+        <w:t xml:space="preserve"> 行）；</w:t>
+      </w:r>
+    </w:p>
+    <w:p>
+      <w:pPr>
+        <w:pStyle w:val="ListBullet"/>
+        <w:ind w:left="360"/>
+      </w:pPr>
+      <w:r>
+        <w:rPr>
+          <w:rFonts w:ascii="Microsoft YaHei" w:hAnsi="Microsoft YaHei" w:eastAsia="Microsoft YaHei"/>
+          <w:b/>
+          <w:sz w:val="21"/>
+        </w:rPr>
+        <w:t>看得更细</w:t>
+      </w:r>
+      <w:r>
+        <w:rPr>
+          <w:rFonts w:ascii="Microsoft YaHei" w:hAnsi="Microsoft YaHei" w:eastAsia="Microsoft YaHei"/>
+          <w:sz w:val="21"/>
+        </w:rPr>
+        <w:t>：启发式得分、归一化文本、去重键、是否调用模型、模型原始置信度、</w:t>
+      </w:r>
+    </w:p>
+    <w:p>
+      <w:r>
+        <w:rPr>
+          <w:rFonts w:ascii="Microsoft YaHei" w:hAnsi="Microsoft YaHei" w:eastAsia="Microsoft YaHei"/>
+          <w:sz w:val="21"/>
+        </w:rPr>
+        <w:t>最终结论与理由，全量落盘（</w:t>
+      </w:r>
+      <w:r>
+        <w:rPr>
+          <w:rFonts w:ascii="Consolas" w:hAnsi="Consolas" w:eastAsia="Consolas"/>
+          <w:color w:val="B03060"/>
+          <w:sz w:val="20"/>
+        </w:rPr>
+        <w:t>DEBUG</w:t>
+      </w:r>
+      <w:r>
+        <w:rPr>
+          <w:rFonts w:ascii="Microsoft YaHei" w:hAnsi="Microsoft YaHei" w:eastAsia="Microsoft YaHei"/>
+          <w:sz w:val="21"/>
+        </w:rPr>
+        <w:t xml:space="preserve"> 行，</w:t>
+      </w:r>
+      <w:r>
+        <w:rPr>
+          <w:rFonts w:ascii="Microsoft YaHei" w:hAnsi="Microsoft YaHei" w:eastAsia="Microsoft YaHei"/>
+          <w:b/>
+          <w:sz w:val="21"/>
+        </w:rPr>
+        <w:t xml:space="preserve">只写 </w:t>
+      </w:r>
+      <w:r>
+        <w:rPr>
+          <w:rFonts w:ascii="Consolas" w:hAnsi="Consolas" w:eastAsia="Consolas"/>
+          <w:b/>
+          <w:color w:val="B03060"/>
+          <w:sz w:val="20"/>
+        </w:rPr>
+        <w:t>trace.log</w:t>
+      </w:r>
+      <w:r>
+        <w:rPr>
+          <w:rFonts w:ascii="Microsoft YaHei" w:hAnsi="Microsoft YaHei" w:eastAsia="Microsoft YaHei"/>
+          <w:sz w:val="21"/>
+        </w:rPr>
+        <w:t xml:space="preserve">，避免淹没 </w:t>
+      </w:r>
+      <w:r>
+        <w:rPr>
+          <w:rFonts w:ascii="Consolas" w:hAnsi="Consolas" w:eastAsia="Consolas"/>
+          <w:color w:val="B03060"/>
+          <w:sz w:val="20"/>
+        </w:rPr>
+        <w:t>info.log</w:t>
+      </w:r>
+      <w:r>
+        <w:rPr>
+          <w:rFonts w:ascii="Microsoft YaHei" w:hAnsi="Microsoft YaHei" w:eastAsia="Microsoft YaHei"/>
+          <w:sz w:val="21"/>
+        </w:rPr>
+        <w:t>）。</w:t>
+      </w:r>
+    </w:p>
+    <w:p>
+      <w:r>
+        <w:rPr>
+          <w:rFonts w:ascii="Microsoft YaHei" w:hAnsi="Microsoft YaHei" w:eastAsia="Microsoft YaHei"/>
+          <w:sz w:val="21"/>
+        </w:rPr>
+        <w:t>判定本身照常执行，否则无从观察。</w:t>
+      </w:r>
+    </w:p>
+    <w:p>
+      <w:r>
+        <w:rPr>
+          <w:rFonts w:ascii="Microsoft YaHei" w:hAnsi="Microsoft YaHei" w:eastAsia="Microsoft YaHei"/>
+          <w:b/>
+          <w:sz w:val="21"/>
+        </w:rPr>
+        <w:t>实现要点</w:t>
+      </w:r>
+      <w:r>
+        <w:rPr>
+          <w:rFonts w:ascii="Microsoft YaHei" w:hAnsi="Microsoft YaHei" w:eastAsia="Microsoft YaHei"/>
+          <w:sz w:val="21"/>
+        </w:rPr>
+        <w:t xml:space="preserve">：闸门加在 </w:t>
+      </w:r>
+      <w:r>
+        <w:rPr>
+          <w:rFonts w:ascii="Consolas" w:hAnsi="Consolas" w:eastAsia="Consolas"/>
+          <w:color w:val="B03060"/>
+          <w:sz w:val="20"/>
+        </w:rPr>
+        <w:t>_act()</w:t>
+      </w:r>
+      <w:r>
+        <w:rPr>
+          <w:rFonts w:ascii="Microsoft YaHei" w:hAnsi="Microsoft YaHei" w:eastAsia="Microsoft YaHei"/>
+          <w:sz w:val="21"/>
+        </w:rPr>
+        <w:t xml:space="preserve"> 开头。它是所有"改变现状"动作的</w:t>
+      </w:r>
+      <w:r>
+        <w:rPr>
+          <w:rFonts w:ascii="Microsoft YaHei" w:hAnsi="Microsoft YaHei" w:eastAsia="Microsoft YaHei"/>
+          <w:b/>
+          <w:sz w:val="21"/>
+        </w:rPr>
+        <w:t>单点收口</w:t>
+      </w:r>
+    </w:p>
+    <w:p>
+      <w:r>
+        <w:rPr>
+          <w:rFonts w:ascii="Microsoft YaHei" w:hAnsi="Microsoft YaHei" w:eastAsia="Microsoft YaHei"/>
+          <w:sz w:val="21"/>
+        </w:rPr>
+        <w:t>（</w:t>
+      </w:r>
+      <w:r>
+        <w:rPr>
+          <w:rFonts w:ascii="Consolas" w:hAnsi="Consolas" w:eastAsia="Consolas"/>
+          <w:color w:val="B03060"/>
+          <w:sz w:val="20"/>
+        </w:rPr>
+        <w:t>auto</w:t>
+      </w:r>
+      <w:r>
+        <w:rPr>
+          <w:rFonts w:ascii="Microsoft YaHei" w:hAnsi="Microsoft YaHei" w:eastAsia="Microsoft YaHei"/>
+          <w:sz w:val="21"/>
+        </w:rPr>
+        <w:t xml:space="preserve"> 切换与 </w:t>
+      </w:r>
+      <w:r>
+        <w:rPr>
+          <w:rFonts w:ascii="Consolas" w:hAnsi="Consolas" w:eastAsia="Consolas"/>
+          <w:color w:val="B03060"/>
+          <w:sz w:val="20"/>
+        </w:rPr>
+        <w:t>hint</w:t>
+      </w:r>
+      <w:r>
+        <w:rPr>
+          <w:rFonts w:ascii="Microsoft YaHei" w:hAnsi="Microsoft YaHei" w:eastAsia="Microsoft YaHei"/>
+          <w:sz w:val="21"/>
+        </w:rPr>
+        <w:t xml:space="preserve"> 注入都在这里分派），加一处即可全覆盖；若在每个分支里各写一遍，</w:t>
+      </w:r>
+    </w:p>
+    <w:p>
+      <w:r>
+        <w:rPr>
+          <w:rFonts w:ascii="Microsoft YaHei" w:hAnsi="Microsoft YaHei" w:eastAsia="Microsoft YaHei"/>
+          <w:sz w:val="21"/>
+        </w:rPr>
+        <w:t xml:space="preserve">早晚会漏掉一条（测试 </w:t>
+      </w:r>
+      <w:r>
+        <w:rPr>
+          <w:rFonts w:ascii="Consolas" w:hAnsi="Consolas" w:eastAsia="Consolas"/>
+          <w:color w:val="B03060"/>
+          <w:sz w:val="20"/>
+        </w:rPr>
+        <w:t>[21]</w:t>
+      </w:r>
+      <w:r>
+        <w:rPr>
+          <w:rFonts w:ascii="Microsoft YaHei" w:hAnsi="Microsoft YaHei" w:eastAsia="Microsoft YaHei"/>
+          <w:sz w:val="21"/>
+        </w:rPr>
+        <w:t xml:space="preserve"> 专门盯住 </w:t>
+      </w:r>
+      <w:r>
+        <w:rPr>
+          <w:rFonts w:ascii="Consolas" w:hAnsi="Consolas" w:eastAsia="Consolas"/>
+          <w:color w:val="B03060"/>
+          <w:sz w:val="20"/>
+        </w:rPr>
+        <w:t>hint</w:t>
+      </w:r>
+      <w:r>
+        <w:rPr>
+          <w:rFonts w:ascii="Microsoft YaHei" w:hAnsi="Microsoft YaHei" w:eastAsia="Microsoft YaHei"/>
+          <w:sz w:val="21"/>
+        </w:rPr>
+        <w:t xml:space="preserve"> 那条，就是防这个）。</w:t>
+      </w:r>
+    </w:p>
+    <w:p>
+      <w:r>
+        <w:rPr>
+          <w:rFonts w:ascii="Microsoft YaHei" w:hAnsi="Microsoft YaHei" w:eastAsia="Microsoft YaHei"/>
+          <w:b/>
+          <w:sz w:val="21"/>
+        </w:rPr>
+        <w:t>它解决什么问题</w:t>
+      </w:r>
+      <w:r>
+        <w:rPr>
+          <w:rFonts w:ascii="Microsoft YaHei" w:hAnsi="Microsoft YaHei" w:eastAsia="Microsoft YaHei"/>
+          <w:sz w:val="21"/>
+        </w:rPr>
+        <w:t>：</w:t>
+      </w:r>
+      <w:r>
+        <w:rPr>
+          <w:rFonts w:ascii="Consolas" w:hAnsi="Consolas" w:eastAsia="Consolas"/>
+          <w:color w:val="B03060"/>
+          <w:sz w:val="20"/>
+        </w:rPr>
+        <w:t>auto</w:t>
+      </w:r>
+      <w:r>
+        <w:rPr>
+          <w:rFonts w:ascii="Microsoft YaHei" w:hAnsi="Microsoft YaHei" w:eastAsia="Microsoft YaHei"/>
+          <w:sz w:val="21"/>
+        </w:rPr>
+        <w:t xml:space="preserve"> 会真的动用户上下文，而判定质量尚未标定。调试模式让人能在</w:t>
+      </w:r>
+    </w:p>
+    <w:p>
+      <w:r>
+        <w:rPr>
+          <w:rFonts w:ascii="Microsoft YaHei" w:hAnsi="Microsoft YaHei" w:eastAsia="Microsoft YaHei"/>
+          <w:b/>
+          <w:sz w:val="21"/>
+        </w:rPr>
+        <w:t>完全不动真实会话</w:t>
+      </w:r>
+      <w:r>
+        <w:rPr>
+          <w:rFonts w:ascii="Microsoft YaHei" w:hAnsi="Microsoft YaHei" w:eastAsia="Microsoft YaHei"/>
+          <w:sz w:val="21"/>
+        </w:rPr>
+        <w:t>的前提下验证判定准不准、阈值该调到多少——这是当前最需要的能力，</w:t>
+      </w:r>
+    </w:p>
+    <w:p>
+      <w:r>
+        <w:rPr>
+          <w:rFonts w:ascii="Microsoft YaHei" w:hAnsi="Microsoft YaHei" w:eastAsia="Microsoft YaHei"/>
+          <w:sz w:val="21"/>
+        </w:rPr>
+        <w:t>也是 11. 未来方向 里"手工标注真值"的前置条件。</w:t>
       </w:r>
     </w:p>
     <w:p>
@@ -11362,14 +11912,14 @@
           <w:b/>
           <w:sz w:val="21"/>
         </w:rPr>
-        <w:t>219 项断言</w:t>
-      </w:r>
-      <w:r>
-        <w:rPr>
-          <w:rFonts w:ascii="Microsoft YaHei" w:hAnsi="Microsoft YaHei" w:eastAsia="Microsoft YaHei"/>
-          <w:sz w:val="21"/>
-        </w:rPr>
-        <w:t>（157 + 16 + 9 + 16 + 21），全部不需要启动 AstrBot</w:t>
+        <w:t>228 项断言</w:t>
+      </w:r>
+      <w:r>
+        <w:rPr>
+          <w:rFonts w:ascii="Microsoft YaHei" w:hAnsi="Microsoft YaHei" w:eastAsia="Microsoft YaHei"/>
+          <w:sz w:val="21"/>
+        </w:rPr>
+        <w:t>（167 + 16 + 9 + 16 + 21），全部不需要启动 AstrBot</w:t>
       </w:r>
     </w:p>
     <w:p>
@@ -11488,7 +12038,7 @@
                 <w:rFonts w:ascii="Microsoft YaHei" w:hAnsi="Microsoft YaHei" w:eastAsia="Microsoft YaHei"/>
                 <w:sz w:val="18"/>
               </w:rPr>
-              <w:t>157</w:t>
+              <w:t>167</w:t>
             </w:r>
           </w:p>
         </w:tc>
@@ -11503,7 +12053,7 @@
                 <w:rFonts w:ascii="Microsoft YaHei" w:hAnsi="Microsoft YaHei" w:eastAsia="Microsoft YaHei"/>
                 <w:sz w:val="18"/>
               </w:rPr>
-              <w:t>插件逻辑、判定、状态、指令、跨路去重、钩子两种形态、落盘取证、边界</w:t>
+              <w:t>插件逻辑、判定、状态、指令、跨路去重、钩子两种形态、调试模式、落盘取证、边界</w:t>
             </w:r>
           </w:p>
         </w:tc>

--- a/docs/topic-router-pro-technical-doc.docx
+++ b/docs/topic-router-pro-technical-doc.docx
@@ -30,7 +30,7 @@
           <w:color w:val="555555"/>
           <w:sz w:val="26"/>
         </w:rPr>
-        <w:t>v0.8.5 · AstrBot 插件（astrbot_plugin_topic_router_pro）</w:t>
+        <w:t>v0.8.6 · AstrBot 插件（astrbot_plugin_topic_router_pro）</w:t>
       </w:r>
     </w:p>
     <w:p/>
@@ -2613,14 +2613,14 @@
           <w:b/>
           <w:sz w:val="21"/>
         </w:rPr>
-        <w:t>冷启动排在最前</w:t>
-      </w:r>
-      <w:r>
-        <w:rPr>
-          <w:rFonts w:ascii="Microsoft YaHei" w:hAnsi="Microsoft YaHei" w:eastAsia="Microsoft YaHei"/>
-          <w:sz w:val="21"/>
-        </w:rPr>
-        <w:t>：隔了 45 分钟再开口，即使只有「嗯」「在吗」两三个字也判新话题，</w:t>
+        <w:t>长时间未回复优先于短句规则</w:t>
+      </w:r>
+      <w:r>
+        <w:rPr>
+          <w:rFonts w:ascii="Microsoft YaHei" w:hAnsi="Microsoft YaHei" w:eastAsia="Microsoft YaHei"/>
+          <w:sz w:val="21"/>
+        </w:rPr>
+        <w:t>：隔了 45 分钟再开口，即使只有「嗯」「在吗」两三个字，</w:t>
       </w:r>
     </w:p>
     <w:p>
@@ -2629,7 +2629,31 @@
           <w:rFonts w:ascii="Microsoft YaHei" w:hAnsi="Microsoft YaHei" w:eastAsia="Microsoft YaHei"/>
           <w:sz w:val="21"/>
         </w:rPr>
-        <w:t>不为了短句白问一次模型；</w:t>
+        <w:t>也不会被"短消息一律按延续"吞掉，而是</w:t>
+      </w:r>
+      <w:r>
+        <w:rPr>
+          <w:rFonts w:ascii="Microsoft YaHei" w:hAnsi="Microsoft YaHei" w:eastAsia="Microsoft YaHei"/>
+          <w:b/>
+          <w:sz w:val="21"/>
+        </w:rPr>
+        <w:t>请模型判一次</w:t>
+      </w:r>
+      <w:r>
+        <w:rPr>
+          <w:rFonts w:ascii="Microsoft YaHei" w:hAnsi="Microsoft YaHei" w:eastAsia="Microsoft YaHei"/>
+          <w:sz w:val="21"/>
+        </w:rPr>
+        <w:t>（v0.8.6 之前是直接判新话题，</w:t>
+      </w:r>
+    </w:p>
+    <w:p>
+      <w:r>
+        <w:rPr>
+          <w:rFonts w:ascii="Microsoft YaHei" w:hAnsi="Microsoft YaHei" w:eastAsia="Microsoft YaHei"/>
+          <w:sz w:val="21"/>
+        </w:rPr>
+        <w:t>见 3.6）；</w:t>
       </w:r>
     </w:p>
     <w:p>
@@ -3662,6 +3686,499 @@
           <w:sz w:val="21"/>
         </w:rPr>
         <w:t>字段缺失就用启发式兜底。</w:t>
+      </w:r>
+    </w:p>
+    <w:p>
+      <w:pPr>
+        <w:spacing w:before="200" w:after="80"/>
+      </w:pPr>
+      <w:r>
+        <w:rPr>
+          <w:rFonts w:ascii="Microsoft YaHei" w:hAnsi="Microsoft YaHei" w:eastAsia="Microsoft YaHei"/>
+          <w:b/>
+          <w:color w:val="333333"/>
+          <w:sz w:val="25"/>
+        </w:rPr>
+        <w:t>3.6 长时间未回复：交模型判，而不是凭时间硬判</w:t>
+      </w:r>
+    </w:p>
+    <w:p>
+      <w:r>
+        <w:rPr>
+          <w:rFonts w:ascii="Microsoft YaHei" w:hAnsi="Microsoft YaHei" w:eastAsia="Microsoft YaHei"/>
+          <w:b/>
+          <w:sz w:val="21"/>
+        </w:rPr>
+        <w:t>旧行为（v0.8.6 之前）</w:t>
+      </w:r>
+      <w:r>
+        <w:rPr>
+          <w:rFonts w:ascii="Microsoft YaHei" w:hAnsi="Microsoft YaHei" w:eastAsia="Microsoft YaHei"/>
+          <w:sz w:val="21"/>
+        </w:rPr>
+        <w:t xml:space="preserve">：距上一条消息 ≥ </w:t>
+      </w:r>
+      <w:r>
+        <w:rPr>
+          <w:rFonts w:ascii="Consolas" w:hAnsi="Consolas" w:eastAsia="Consolas"/>
+          <w:color w:val="B03060"/>
+          <w:sz w:val="20"/>
+        </w:rPr>
+        <w:t>time_gap_minutes</w:t>
+      </w:r>
+      <w:r>
+        <w:rPr>
+          <w:rFonts w:ascii="Microsoft YaHei" w:hAnsi="Microsoft YaHei" w:eastAsia="Microsoft YaHei"/>
+          <w:sz w:val="21"/>
+        </w:rPr>
+        <w:t>（默认 45 分钟）且字面重叠低</w:t>
+      </w:r>
+    </w:p>
+    <w:p>
+      <w:r>
+        <w:rPr>
+          <w:rFonts w:ascii="Microsoft YaHei" w:hAnsi="Microsoft YaHei" w:eastAsia="Microsoft YaHei"/>
+          <w:sz w:val="21"/>
+        </w:rPr>
+        <w:t xml:space="preserve">→ </w:t>
+      </w:r>
+      <w:r>
+        <w:rPr>
+          <w:rFonts w:ascii="Microsoft YaHei" w:hAnsi="Microsoft YaHei" w:eastAsia="Microsoft YaHei"/>
+          <w:b/>
+          <w:sz w:val="21"/>
+        </w:rPr>
+        <w:t>直接判新话题</w:t>
+      </w:r>
+      <w:r>
+        <w:rPr>
+          <w:rFonts w:ascii="Microsoft YaHei" w:hAnsi="Microsoft YaHei" w:eastAsia="Microsoft YaHei"/>
+          <w:sz w:val="21"/>
+        </w:rPr>
+        <w:t>，置信度恰好 0.8，不调模型。</w:t>
+      </w:r>
+    </w:p>
+    <w:p>
+      <w:r>
+        <w:rPr>
+          <w:rFonts w:ascii="Microsoft YaHei" w:hAnsi="Microsoft YaHei" w:eastAsia="Microsoft YaHei"/>
+          <w:b/>
+          <w:sz w:val="21"/>
+        </w:rPr>
+        <w:t>为什么改</w:t>
+      </w:r>
+      <w:r>
+        <w:rPr>
+          <w:rFonts w:ascii="Microsoft YaHei" w:hAnsi="Microsoft YaHei" w:eastAsia="Microsoft YaHei"/>
+          <w:sz w:val="21"/>
+        </w:rPr>
+        <w:t>：</w:t>
+      </w:r>
+    </w:p>
+    <w:p>
+      <w:pPr>
+        <w:pStyle w:val="ListBullet"/>
+        <w:ind w:left="360"/>
+      </w:pPr>
+      <w:r>
+        <w:rPr>
+          <w:rFonts w:ascii="Microsoft YaHei" w:hAnsi="Microsoft YaHei" w:eastAsia="Microsoft YaHei"/>
+          <w:sz w:val="21"/>
+        </w:rPr>
+        <w:t>时间间隔是</w:t>
+      </w:r>
+      <w:r>
+        <w:rPr>
+          <w:rFonts w:ascii="Microsoft YaHei" w:hAnsi="Microsoft YaHei" w:eastAsia="Microsoft YaHei"/>
+          <w:b/>
+          <w:sz w:val="21"/>
+        </w:rPr>
+        <w:t>弱证据</w:t>
+      </w:r>
+      <w:r>
+        <w:rPr>
+          <w:rFonts w:ascii="Microsoft YaHei" w:hAnsi="Microsoft YaHei" w:eastAsia="Microsoft YaHei"/>
+          <w:sz w:val="21"/>
+        </w:rPr>
+        <w:t>。真实场景大量存在「隔一小时回来接着做同一件事」</w:t>
+      </w:r>
+    </w:p>
+    <w:p>
+      <w:r>
+        <w:rPr>
+          <w:rFonts w:ascii="Microsoft YaHei" w:hAnsi="Microsoft YaHei" w:eastAsia="Microsoft YaHei"/>
+          <w:sz w:val="21"/>
+        </w:rPr>
+        <w:t>（「那个 bug 我复现了」「继续刚才那个脚本」）。凭时间硬切，切掉的正是用户在做的事；</w:t>
+      </w:r>
+    </w:p>
+    <w:p>
+      <w:pPr>
+        <w:pStyle w:val="ListBullet"/>
+        <w:ind w:left="360"/>
+      </w:pPr>
+      <w:r>
+        <w:rPr>
+          <w:rFonts w:ascii="Microsoft YaHei" w:hAnsi="Microsoft YaHei" w:eastAsia="Microsoft YaHei"/>
+          <w:sz w:val="21"/>
+        </w:rPr>
+        <w:t>误判代价不对称——把延续判成新话题是代价最大的那一类，而这条规则</w:t>
+      </w:r>
+      <w:r>
+        <w:rPr>
+          <w:rFonts w:ascii="Microsoft YaHei" w:hAnsi="Microsoft YaHei" w:eastAsia="Microsoft YaHei"/>
+          <w:b/>
+          <w:sz w:val="21"/>
+        </w:rPr>
+        <w:t>专门</w:t>
+      </w:r>
+      <w:r>
+        <w:rPr>
+          <w:rFonts w:ascii="Microsoft YaHei" w:hAnsi="Microsoft YaHei" w:eastAsia="Microsoft YaHei"/>
+          <w:sz w:val="21"/>
+        </w:rPr>
+        <w:t>制造它；</w:t>
+      </w:r>
+    </w:p>
+    <w:p>
+      <w:pPr>
+        <w:pStyle w:val="ListBullet"/>
+        <w:ind w:left="360"/>
+      </w:pPr>
+      <w:r>
+        <w:rPr>
+          <w:rFonts w:ascii="Microsoft YaHei" w:hAnsi="Microsoft YaHei" w:eastAsia="Microsoft YaHei"/>
+          <w:sz w:val="21"/>
+        </w:rPr>
+        <w:t>有个隐藏脆弱点：置信度</w:t>
+      </w:r>
+      <w:r>
+        <w:rPr>
+          <w:rFonts w:ascii="Microsoft YaHei" w:hAnsi="Microsoft YaHei" w:eastAsia="Microsoft YaHei"/>
+          <w:b/>
+          <w:sz w:val="21"/>
+        </w:rPr>
+        <w:t>恰好 0.8</w:t>
+      </w:r>
+      <w:r>
+        <w:rPr>
+          <w:rFonts w:ascii="Microsoft YaHei" w:hAnsi="Microsoft YaHei" w:eastAsia="Microsoft YaHei"/>
+          <w:sz w:val="21"/>
+        </w:rPr>
+        <w:t xml:space="preserve">，与 </w:t>
+      </w:r>
+      <w:r>
+        <w:rPr>
+          <w:rFonts w:ascii="Consolas" w:hAnsi="Consolas" w:eastAsia="Consolas"/>
+          <w:color w:val="B03060"/>
+          <w:sz w:val="20"/>
+        </w:rPr>
+        <w:t>auto_threshold</w:t>
+      </w:r>
+      <w:r>
+        <w:rPr>
+          <w:rFonts w:ascii="Microsoft YaHei" w:hAnsi="Microsoft YaHei" w:eastAsia="Microsoft YaHei"/>
+          <w:sz w:val="21"/>
+        </w:rPr>
+        <w:t xml:space="preserve"> 默认值相等、门槛又是 </w:t>
+      </w:r>
+      <w:r>
+        <w:rPr>
+          <w:rFonts w:ascii="Consolas" w:hAnsi="Consolas" w:eastAsia="Consolas"/>
+          <w:color w:val="B03060"/>
+          <w:sz w:val="20"/>
+        </w:rPr>
+        <w:t>&gt;=</w:t>
+      </w:r>
+      <w:r>
+        <w:rPr>
+          <w:rFonts w:ascii="Microsoft YaHei" w:hAnsi="Microsoft YaHei" w:eastAsia="Microsoft YaHei"/>
+          <w:sz w:val="21"/>
+        </w:rPr>
+        <w:t>。</w:t>
+      </w:r>
+    </w:p>
+    <w:p>
+      <w:r>
+        <w:rPr>
+          <w:rFonts w:ascii="Microsoft YaHei" w:hAnsi="Microsoft YaHei" w:eastAsia="Microsoft YaHei"/>
+          <w:sz w:val="21"/>
+        </w:rPr>
+        <w:t xml:space="preserve">一旦把 </w:t>
+      </w:r>
+      <w:r>
+        <w:rPr>
+          <w:rFonts w:ascii="Consolas" w:hAnsi="Consolas" w:eastAsia="Consolas"/>
+          <w:color w:val="B03060"/>
+          <w:sz w:val="20"/>
+        </w:rPr>
+        <w:t>auto_threshold</w:t>
+      </w:r>
+      <w:r>
+        <w:rPr>
+          <w:rFonts w:ascii="Microsoft YaHei" w:hAnsi="Microsoft YaHei" w:eastAsia="Microsoft YaHei"/>
+          <w:sz w:val="21"/>
+        </w:rPr>
+        <w:t xml:space="preserve"> 调到 0.95（为避免卡边值而推荐的做法），这条路径的自动切换</w:t>
+      </w:r>
+    </w:p>
+    <w:p>
+      <w:r>
+        <w:rPr>
+          <w:rFonts w:ascii="Microsoft YaHei" w:hAnsi="Microsoft YaHei" w:eastAsia="Microsoft YaHei"/>
+          <w:sz w:val="21"/>
+        </w:rPr>
+        <w:t>就</w:t>
+      </w:r>
+      <w:r>
+        <w:rPr>
+          <w:rFonts w:ascii="Microsoft YaHei" w:hAnsi="Microsoft YaHei" w:eastAsia="Microsoft YaHei"/>
+          <w:b/>
+          <w:sz w:val="21"/>
+        </w:rPr>
+        <w:t>静默失效</w:t>
+      </w:r>
+      <w:r>
+        <w:rPr>
+          <w:rFonts w:ascii="Microsoft YaHei" w:hAnsi="Microsoft YaHei" w:eastAsia="Microsoft YaHei"/>
+          <w:sz w:val="21"/>
+        </w:rPr>
+        <w:t>了——两处配置耦合在一个等号上，非常脆。</w:t>
+      </w:r>
+    </w:p>
+    <w:p>
+      <w:r>
+        <w:rPr>
+          <w:rFonts w:ascii="Microsoft YaHei" w:hAnsi="Microsoft YaHei" w:eastAsia="Microsoft YaHei"/>
+          <w:b/>
+          <w:sz w:val="21"/>
+        </w:rPr>
+        <w:t>新行为</w:t>
+      </w:r>
+      <w:r>
+        <w:rPr>
+          <w:rFonts w:ascii="Microsoft YaHei" w:hAnsi="Microsoft YaHei" w:eastAsia="Microsoft YaHei"/>
+          <w:sz w:val="21"/>
+        </w:rPr>
+        <w:t>：</w:t>
+      </w:r>
+    </w:p>
+    <w:p>
+      <w:pPr>
+        <w:spacing w:before="80" w:after="160"/>
+        <w:ind w:left="200"/>
+        <w:shd w:val="clear" w:color="auto" w:fill="F2F4F7"/>
+      </w:pPr>
+      <w:r>
+        <w:rPr>
+          <w:rFonts w:ascii="Consolas" w:hAnsi="Consolas" w:eastAsia="Consolas"/>
+          <w:color w:val="1A1A1A"/>
+          <w:sz w:val="18"/>
+        </w:rPr>
+        <w:t>距上一条消息 ≥ time_gap_minutes</w:t>
+      </w:r>
+      <w:r>
+        <w:br/>
+      </w:r>
+      <w:r>
+        <w:rPr>
+          <w:rFonts w:ascii="Consolas" w:hAnsi="Consolas" w:eastAsia="Consolas"/>
+          <w:color w:val="1A1A1A"/>
+          <w:sz w:val="18"/>
+        </w:rPr>
+        <w:t xml:space="preserve">  ├─ 与当前话题字面高度重叠（sim ≥ sim_continue） → 直接判延续，不花模型调用</w:t>
+      </w:r>
+      <w:r>
+        <w:br/>
+      </w:r>
+      <w:r>
+        <w:rPr>
+          <w:rFonts w:ascii="Consolas" w:hAnsi="Consolas" w:eastAsia="Consolas"/>
+          <w:color w:val="1A1A1A"/>
+          <w:sz w:val="18"/>
+        </w:rPr>
+        <w:t xml:space="preserve">  └─ 否则 → needs_llm=True，请模型判「这一句是不是接着上一件事」</w:t>
+      </w:r>
+      <w:r>
+        <w:br/>
+      </w:r>
+      <w:r>
+        <w:rPr>
+          <w:rFonts w:ascii="Consolas" w:hAnsi="Consolas" w:eastAsia="Consolas"/>
+          <w:color w:val="1A1A1A"/>
+          <w:sz w:val="18"/>
+        </w:rPr>
+        <w:t xml:space="preserve">             ├─ 模型说延续        → 延续</w:t>
+      </w:r>
+      <w:r>
+        <w:br/>
+      </w:r>
+      <w:r>
+        <w:rPr>
+          <w:rFonts w:ascii="Consolas" w:hAnsi="Consolas" w:eastAsia="Consolas"/>
+          <w:color w:val="1A1A1A"/>
+          <w:sz w:val="18"/>
+        </w:rPr>
+        <w:t xml:space="preserve">             ├─ 模型说新话题且确定 → 新话题</w:t>
+      </w:r>
+      <w:r>
+        <w:br/>
+      </w:r>
+      <w:r>
+        <w:rPr>
+          <w:rFonts w:ascii="Consolas" w:hAnsi="Consolas" w:eastAsia="Consolas"/>
+          <w:color w:val="1A1A1A"/>
+          <w:sz w:val="18"/>
+        </w:rPr>
+        <w:t xml:space="preserve">             └─ 模型不可用/超时    → 按延续（失败即延续）</w:t>
+      </w:r>
+    </w:p>
+    <w:p>
+      <w:r>
+        <w:rPr>
+          <w:rFonts w:ascii="Microsoft YaHei" w:hAnsi="Microsoft YaHei" w:eastAsia="Microsoft YaHei"/>
+          <w:b/>
+          <w:sz w:val="21"/>
+        </w:rPr>
+        <w:t>关键实现细节</w:t>
+      </w:r>
+      <w:r>
+        <w:rPr>
+          <w:rFonts w:ascii="Microsoft YaHei" w:hAnsi="Microsoft YaHei" w:eastAsia="Microsoft YaHei"/>
+          <w:sz w:val="21"/>
+        </w:rPr>
+        <w:t>：必须把「隔了多久」写进提示词（</w:t>
+      </w:r>
+      <w:r>
+        <w:rPr>
+          <w:rFonts w:ascii="Consolas" w:hAnsi="Consolas" w:eastAsia="Consolas"/>
+          <w:color w:val="B03060"/>
+          <w:sz w:val="20"/>
+        </w:rPr>
+        <w:t>build_user_prompt(idle_minutes=...)</w:t>
+      </w:r>
+      <w:r>
+        <w:rPr>
+          <w:rFonts w:ascii="Microsoft YaHei" w:hAnsi="Microsoft YaHei" w:eastAsia="Microsoft YaHei"/>
+          <w:sz w:val="21"/>
+        </w:rPr>
+        <w:t>）。</w:t>
+      </w:r>
+    </w:p>
+    <w:p>
+      <w:r>
+        <w:rPr>
+          <w:rFonts w:ascii="Microsoft YaHei" w:hAnsi="Microsoft YaHei" w:eastAsia="Microsoft YaHei"/>
+          <w:sz w:val="21"/>
+        </w:rPr>
+        <w:t>不写这句，模型手上只有语义相似度、没有任何新信息，等于白问一次。</w:t>
+      </w:r>
+    </w:p>
+    <w:p>
+      <w:pPr>
+        <w:spacing w:before="80" w:after="160"/>
+        <w:ind w:left="240"/>
+        <w:shd w:val="clear" w:color="auto" w:fill="FFF8E1"/>
+        <w:pBdr>
+          <w:left w:val="single" w:sz="18" w:space="6" w:color="F0B429"/>
+        </w:pBdr>
+      </w:pPr>
+      <w:r>
+        <w:rPr>
+          <w:rFonts w:ascii="Microsoft YaHei" w:hAnsi="Microsoft YaHei" w:eastAsia="Microsoft YaHei"/>
+          <w:sz w:val="19"/>
+        </w:rPr>
+        <w:t>⚠️ 改这里时踩过一个坑：新加的说明行带</w:t>
+      </w:r>
+      <w:r>
+        <w:rPr>
+          <w:rFonts w:ascii="Microsoft YaHei" w:hAnsi="Microsoft YaHei" w:eastAsia="Microsoft YaHei"/>
+          <w:b/>
+          <w:sz w:val="19"/>
+        </w:rPr>
+        <w:t>句号</w:t>
+      </w:r>
+      <w:r>
+        <w:rPr>
+          <w:rFonts w:ascii="Microsoft YaHei" w:hAnsi="Microsoft YaHei" w:eastAsia="Microsoft YaHei"/>
+          <w:sz w:val="19"/>
+        </w:rPr>
+        <w:t xml:space="preserve">且排在 </w:t>
+      </w:r>
+      <w:r>
+        <w:rPr>
+          <w:rFonts w:ascii="Consolas" w:hAnsi="Consolas" w:eastAsia="Consolas"/>
+          <w:color w:val="B03060"/>
+          <w:sz w:val="18"/>
+        </w:rPr>
+        <w:t>用户最新消息：</w:t>
+      </w:r>
+      <w:r>
+        <w:rPr>
+          <w:rFonts w:ascii="Microsoft YaHei" w:hAnsi="Microsoft YaHei" w:eastAsia="Microsoft YaHei"/>
+          <w:sz w:val="19"/>
+        </w:rPr>
+        <w:t xml:space="preserve"> </w:t>
+      </w:r>
+      <w:r>
+        <w:rPr>
+          <w:rFonts w:ascii="Microsoft YaHei" w:hAnsi="Microsoft YaHei" w:eastAsia="Microsoft YaHei"/>
+          <w:b/>
+          <w:sz w:val="19"/>
+        </w:rPr>
+        <w:t>之前</w:t>
+      </w:r>
+      <w:r>
+        <w:rPr>
+          <w:rFonts w:ascii="Microsoft YaHei" w:hAnsi="Microsoft YaHei" w:eastAsia="Microsoft YaHei"/>
+          <w:sz w:val="19"/>
+        </w:rPr>
+        <w:t xml:space="preserve">， 而 </w:t>
+      </w:r>
+      <w:r>
+        <w:rPr>
+          <w:rFonts w:ascii="Consolas" w:hAnsi="Consolas" w:eastAsia="Consolas"/>
+          <w:color w:val="B03060"/>
+          <w:sz w:val="18"/>
+        </w:rPr>
+        <w:t>router._hook_user_message</w:t>
+      </w:r>
+      <w:r>
+        <w:rPr>
+          <w:rFonts w:ascii="Microsoft YaHei" w:hAnsi="Microsoft YaHei" w:eastAsia="Microsoft YaHei"/>
+          <w:sz w:val="19"/>
+        </w:rPr>
+        <w:t xml:space="preserve"> 的兜底抠取用 </w:t>
+      </w:r>
+      <w:r>
+        <w:rPr>
+          <w:rFonts w:ascii="Consolas" w:hAnsi="Consolas" w:eastAsia="Consolas"/>
+          <w:color w:val="B03060"/>
+          <w:sz w:val="18"/>
+        </w:rPr>
+        <w:t>rsplit("用户最新消息：", 1)[-1]</w:t>
+      </w:r>
+      <w:r>
+        <w:rPr>
+          <w:rFonts w:ascii="Microsoft YaHei" w:hAnsi="Microsoft YaHei" w:eastAsia="Microsoft YaHei"/>
+          <w:sz w:val="19"/>
+        </w:rPr>
+        <w:t xml:space="preserve"> 取正文 ——于是抠出来的"用户消息"里混进了说明文字（约 60 字，恰好超过 6 字门槛，会悄悄污染 一次判定）。所以那一行现在</w:t>
+      </w:r>
+      <w:r>
+        <w:rPr>
+          <w:rFonts w:ascii="Microsoft YaHei" w:hAnsi="Microsoft YaHei" w:eastAsia="Microsoft YaHei"/>
+          <w:b/>
+          <w:sz w:val="19"/>
+        </w:rPr>
+        <w:t>整行不含标记、且不带句号</w:t>
+      </w:r>
+      <w:r>
+        <w:rPr>
+          <w:rFonts w:ascii="Microsoft YaHei" w:hAnsi="Microsoft YaHei" w:eastAsia="Microsoft YaHei"/>
+          <w:sz w:val="19"/>
+        </w:rPr>
+        <w:t>，并在代码里写了约束注释。 凡是往提示词里插行，都要先想一下这个抠取逻辑。</w:t>
       </w:r>
     </w:p>
     <w:p>
@@ -9825,7 +10342,7 @@
                 <w:rFonts w:ascii="Microsoft YaHei" w:hAnsi="Microsoft YaHei" w:eastAsia="Microsoft YaHei"/>
                 <w:sz w:val="18"/>
               </w:rPr>
-              <w:t>上一条消息时间（冷启动判断）</w:t>
+              <w:t>上一条消息时间（判断空闲了多久，用于 3.6）</w:t>
             </w:r>
           </w:p>
         </w:tc>
@@ -11912,14 +12429,14 @@
           <w:b/>
           <w:sz w:val="21"/>
         </w:rPr>
-        <w:t>228 项断言</w:t>
-      </w:r>
-      <w:r>
-        <w:rPr>
-          <w:rFonts w:ascii="Microsoft YaHei" w:hAnsi="Microsoft YaHei" w:eastAsia="Microsoft YaHei"/>
-          <w:sz w:val="21"/>
-        </w:rPr>
-        <w:t>（167 + 16 + 9 + 16 + 21），全部不需要启动 AstrBot</w:t>
+        <w:t>239 项断言</w:t>
+      </w:r>
+      <w:r>
+        <w:rPr>
+          <w:rFonts w:ascii="Microsoft YaHei" w:hAnsi="Microsoft YaHei" w:eastAsia="Microsoft YaHei"/>
+          <w:sz w:val="21"/>
+        </w:rPr>
+        <w:t>（178 + 16 + 9 + 16 + 21），全部不需要启动 AstrBot</w:t>
       </w:r>
     </w:p>
     <w:p>
@@ -12038,7 +12555,7 @@
                 <w:rFonts w:ascii="Microsoft YaHei" w:hAnsi="Microsoft YaHei" w:eastAsia="Microsoft YaHei"/>
                 <w:sz w:val="18"/>
               </w:rPr>
-              <w:t>167</w:t>
+              <w:t>178</w:t>
             </w:r>
           </w:p>
         </w:tc>
@@ -12053,7 +12570,7 @@
                 <w:rFonts w:ascii="Microsoft YaHei" w:hAnsi="Microsoft YaHei" w:eastAsia="Microsoft YaHei"/>
                 <w:sz w:val="18"/>
               </w:rPr>
-              <w:t>插件逻辑、判定、状态、指令、跨路去重、钩子两种形态、调试模式、落盘取证、边界</w:t>
+              <w:t>插件逻辑、判定、状态、指令、跨路去重、钩子两种形态、调试模式、长空闲、落盘取证、边界</w:t>
             </w:r>
           </w:p>
         </w:tc>
